--- a/cv/Liladhar_Koirala_CV_EMBL_JR4434.docx
+++ b/cv/Liladhar_Koirala_CV_EMBL_JR4434.docx
@@ -44,7 +44,7 @@
           <w:i w:val="0"/>
           <w:sz w:val="19"/>
         </w:rPr>
-        <w:t>[City, Country] · [+977 XXXXXXXXXX] · [name@email.com] · [linkedin.com/in/liladharkoirala] · [Portfolio URL]</w:t>
+        <w:t>Kathmandu, Nepal · [+977 XXXXXXXXXX] · [name@email.com] · [linkedin.com/in/liladharkoirala] · [Portfolio URL]</w:t>
       </w:r>
     </w:p>
     <w:p>
@@ -209,7 +209,7 @@
           <w:i w:val="0"/>
           <w:sz w:val="21"/>
         </w:rPr>
-        <w:t xml:space="preserve"> content management systems (CMS) · digital publishing and asset management · collaboration platforms (Microsoft 365, Teams, SharePoint, Google Workspace) · workflow tools ([Asana / Trello / Jira]) · analytics dashboards ([Google Analytics]) · HTML/CSS fundamentals · AI-assisted content tools · enterprise HR/ERP systems as an end user ([list systems used]) · Workday HCM: familiar with core concepts, building hands-on proficiency ([edit to your true level])</w:t>
+        <w:t xml:space="preserve"> content management systems (CMS) · digital publishing and asset management · collaboration platforms (Microsoft 365, Teams, SharePoint, Google Workspace) · workflow tools ([Asana / Trello / Jira]) · analytics dashboards ([Google Analytics]) · HTML/CSS fundamentals · AI-assisted content tools · workforce, point-of-sale and stock/inventory systems ([name them]) · Workday HCM and enterprise HR/ERP: no hands-on experience to date; familiarising with core HCM concepts and Workday Help structure through [self-study, e.g. Workday Essential Training — delete clause if not undertaken]</w:t>
       </w:r>
     </w:p>
     <w:p>
@@ -242,7 +242,7 @@
           <w:i w:val="0"/>
           <w:sz w:val="21"/>
         </w:rPr>
-        <w:t>[Most recent job title — e.g. Senior Editor / Digital Content &amp; Operations Lead]</w:t>
+        <w:t>Editor</w:t>
       </w:r>
     </w:p>
     <w:p>
@@ -253,7 +253,7 @@
           <w:i w:val="0"/>
           <w:sz w:val="21"/>
         </w:rPr>
-        <w:t>[Organisation name]</w:t>
+        <w:t>Palika Live</w:t>
       </w:r>
       <w:r>
         <w:rPr>
@@ -262,7 +262,7 @@
           <w:i w:val="0"/>
           <w:sz w:val="21"/>
         </w:rPr>
-        <w:t>, [City, Country] — [Month YYYY] – Present</w:t>
+        <w:t>, Gorkha, Nepal — August 2015 – Present</w:t>
       </w:r>
     </w:p>
     <w:p>
@@ -278,7 +278,7 @@
           <w:i w:val="0"/>
           <w:sz w:val="20"/>
         </w:rPr>
-        <w:t>Lead editorial and digital content operations for [publication/platform], coordinating a team of [N] editors, journalists, sub-editors and freelance contributors delivering [N] items of content per week to [N] monthly users.</w:t>
+        <w:t>Lead editorial and digital content operations for the Palika Live news portal and its social channels, coordinating a team of [N] editors, journalists, sub-editors and freelance contributors delivering [N] items of content per week to [N] monthly users.</w:t>
       </w:r>
     </w:p>
     <w:p>
@@ -389,7 +389,7 @@
           <w:i w:val="0"/>
           <w:sz w:val="21"/>
         </w:rPr>
-        <w:t>[Job title — e.g. Editor / Digital Editor]</w:t>
+        <w:t>[Job title — e.g. Reporter / Sub-Editor / Freelance Journalist, 2013–2015]</w:t>
       </w:r>
     </w:p>
     <w:p>
@@ -489,7 +489,7 @@
           <w:i w:val="0"/>
           <w:sz w:val="20"/>
         </w:rPr>
-        <w:t>Coordinated content and communications with institutional stakeholders — [government bodies, NGOs, international agencies] — including approvals, interviews and joint publication activity; mentored [N] junior reporters.</w:t>
+        <w:t>Coordinated content and communications with institutional stakeholders — [government bodies, NGOs, international agencies] — and mentored [N] junior reporters on digital publishing and editorial standards.</w:t>
       </w:r>
     </w:p>
     <w:p>
@@ -561,22 +561,6 @@
     </w:p>
     <w:p>
       <w:pPr>
-        <w:pStyle w:val="ListBullet"/>
-        <w:spacing w:after="40" w:line="252" w:lineRule="auto"/>
-        <w:ind w:left="312" w:hanging="142"/>
-      </w:pPr>
-      <w:r>
-        <w:rPr>
-          <w:rFonts w:ascii="Calibri" w:hAnsi="Calibri"/>
-          <w:b w:val="0"/>
-          <w:i w:val="0"/>
-          <w:sz w:val="20"/>
-        </w:rPr>
-        <w:t>Contributed to editorial policy, standards and workflow decisions, including [introduction of a shared editorial calendar / content template system].</w:t>
-      </w:r>
-    </w:p>
-    <w:p>
-      <w:pPr>
         <w:keepNext/>
         <w:spacing w:before="130" w:after="20"/>
       </w:pPr>
@@ -628,6 +612,41 @@
     </w:p>
     <w:p>
       <w:pPr>
+        <w:keepNext/>
+        <w:spacing w:before="130" w:after="20"/>
+      </w:pPr>
+      <w:r>
+        <w:rPr>
+          <w:rFonts w:ascii="Calibri" w:hAnsi="Calibri"/>
+          <w:b/>
+          <w:i w:val="0"/>
+          <w:sz w:val="21"/>
+        </w:rPr>
+        <w:t>Earlier operational roles (consolidated)</w:t>
+      </w:r>
+    </w:p>
+    <w:p>
+      <w:r>
+        <w:rPr>
+          <w:rFonts w:ascii="Calibri" w:hAnsi="Calibri"/>
+          <w:b/>
+          <w:i w:val="0"/>
+          <w:sz w:val="21"/>
+        </w:rPr>
+        <w:t>[Employer(s) — retail, hospitality and warehouse operations]</w:t>
+      </w:r>
+      <w:r>
+        <w:rPr>
+          <w:rFonts w:ascii="Calibri" w:hAnsi="Calibri"/>
+          <w:b w:val="0"/>
+          <w:i w:val="0"/>
+          <w:sz w:val="21"/>
+        </w:rPr>
+        <w:t>, [City, Country] — [Month YYYY] – [Month YYYY]</w:t>
+      </w:r>
+    </w:p>
+    <w:p>
+      <w:pPr>
         <w:pStyle w:val="ListBullet"/>
         <w:spacing w:after="40" w:line="252" w:lineRule="auto"/>
         <w:ind w:left="312" w:hanging="142"/>
@@ -639,7 +658,23 @@
           <w:i w:val="0"/>
           <w:sz w:val="20"/>
         </w:rPr>
-        <w:t>[Add one further achievement relevant to coordination, content quality or digital tools.]</w:t>
+        <w:t>Used workforce and transactional systems daily — [rostering/scheduling tool], [point-of-sale system], [stock/inventory system] — for shift availability, cash-handling reconciliation and stock counts, giving practical familiarity with the HR and finance processes that ERP transformations digitise.</w:t>
+      </w:r>
+    </w:p>
+    <w:p>
+      <w:pPr>
+        <w:pStyle w:val="ListBullet"/>
+        <w:spacing w:after="40" w:line="252" w:lineRule="auto"/>
+        <w:ind w:left="312" w:hanging="142"/>
+      </w:pPr>
+      <w:r>
+        <w:rPr>
+          <w:rFonts w:ascii="Calibri" w:hAnsi="Calibri"/>
+          <w:b w:val="0"/>
+          <w:i w:val="0"/>
+          <w:sz w:val="20"/>
+        </w:rPr>
+        <w:t>Trained and onboarded [N] new starters on point-of-sale, cash-handling and safety procedures, adapting explanations for colleagues with different language backgrounds and digital confidence.</w:t>
       </w:r>
     </w:p>
     <w:p>
@@ -712,31 +747,6 @@
     </w:p>
     <w:p>
       <w:pPr>
-        <w:pStyle w:val="ListBullet"/>
-        <w:spacing w:after="40" w:line="252" w:lineRule="auto"/>
-        <w:ind w:left="312" w:hanging="142"/>
-      </w:pPr>
-      <w:r>
-        <w:rPr>
-          <w:rFonts w:ascii="Calibri" w:hAnsi="Calibri"/>
-          <w:b/>
-          <w:i w:val="0"/>
-          <w:sz w:val="20"/>
-        </w:rPr>
-        <w:t>Process improvement ([YYYY]):</w:t>
-      </w:r>
-      <w:r>
-        <w:rPr>
-          <w:rFonts w:ascii="Calibri" w:hAnsi="Calibri"/>
-          <w:b w:val="0"/>
-          <w:i w:val="0"/>
-          <w:sz w:val="20"/>
-        </w:rPr>
-        <w:t xml:space="preserve"> redesigned the [editorial/publishing] workflow, removing [N] manual steps and cutting turnaround from [X] to [Y] [hours/days].</w:t>
-      </w:r>
-    </w:p>
-    <w:p>
-      <w:pPr>
         <w:keepNext/>
         <w:pBdr>
           <w:bottom w:val="single" w:sz="6" w:space="2" w:color="000000"/>
@@ -761,7 +771,7 @@
           <w:i w:val="0"/>
           <w:sz w:val="21"/>
         </w:rPr>
-        <w:t>[Bachelor of Arts in Mass Communication &amp; Journalism]</w:t>
+        <w:t>[Confirm exact title on certificate: Bachelor of Arts in Journalism and Mass Communication]</w:t>
       </w:r>
       <w:r>
         <w:rPr>
@@ -781,18 +791,7 @@
           <w:i w:val="0"/>
           <w:sz w:val="21"/>
         </w:rPr>
-        <w:t>[University / Institution name], [City, Country] — [YYYY]</w:t>
-      </w:r>
-    </w:p>
-    <w:p>
-      <w:r>
-        <w:rPr>
-          <w:rFonts w:ascii="Calibri" w:hAnsi="Calibri"/>
-          <w:b/>
-          <w:i w:val="0"/>
-          <w:sz w:val="21"/>
-        </w:rPr>
-        <w:t>[Postgraduate diploma / Master's — delete if not applicable]</w:t>
+        <w:t>Ratna Rajyalaxmi Campus, Tribhuvan University, Kathmandu, Nepal — Class of 2023</w:t>
       </w:r>
     </w:p>
     <w:p>
@@ -800,10 +799,10 @@
         <w:rPr>
           <w:rFonts w:ascii="Calibri" w:hAnsi="Calibri"/>
           <w:b w:val="0"/>
-          <w:i w:val="0"/>
+          <w:i/>
           <w:sz w:val="21"/>
         </w:rPr>
-        <w:t>[Institution], [City, Country] — [YYYY]</w:t>
+        <w:t>Secondary education (Sigma College, Class of 2015; Drabya Shah Multiple Campus, Class of 2013) is omitted, as is standard for a graduate-level international CV.</w:t>
       </w:r>
     </w:p>
     <w:p>
@@ -825,17 +824,6 @@
       </w:r>
     </w:p>
     <w:p>
-      <w:r>
-        <w:rPr>
-          <w:rFonts w:ascii="Calibri" w:hAnsi="Calibri"/>
-          <w:b w:val="0"/>
-          <w:i/>
-          <w:sz w:val="21"/>
-        </w:rPr>
-        <w:t>List only qualifications you hold or are enrolled in; delete the suggestions you do not have.</w:t>
-      </w:r>
-    </w:p>
-    <w:p>
       <w:pPr>
         <w:pStyle w:val="ListBullet"/>
         <w:spacing w:after="40" w:line="252" w:lineRule="auto"/>
@@ -844,120 +832,11 @@
       <w:r>
         <w:rPr>
           <w:rFonts w:ascii="Calibri" w:hAnsi="Calibri"/>
-          <w:b/>
-          <w:i w:val="0"/>
-          <w:sz w:val="20"/>
-        </w:rPr>
-        <w:t>[Change management — e.g. Prosci Change Practitioner / APMG Change Management Foundation]</w:t>
-      </w:r>
-      <w:r>
-        <w:rPr>
-          <w:rFonts w:ascii="Calibri" w:hAnsi="Calibri"/>
           <w:b w:val="0"/>
           <w:i w:val="0"/>
           <w:sz w:val="20"/>
         </w:rPr>
-        <w:t xml:space="preserve"> — [provider], [YYYY]</w:t>
-      </w:r>
-    </w:p>
-    <w:p>
-      <w:pPr>
-        <w:pStyle w:val="ListBullet"/>
-        <w:spacing w:after="40" w:line="252" w:lineRule="auto"/>
-        <w:ind w:left="312" w:hanging="142"/>
-      </w:pPr>
-      <w:r>
-        <w:rPr>
-          <w:rFonts w:ascii="Calibri" w:hAnsi="Calibri"/>
-          <w:b/>
-          <w:i w:val="0"/>
-          <w:sz w:val="20"/>
-        </w:rPr>
-        <w:t>[Project management — e.g. AgilePM Foundation / PRINCE2 Foundation / Google Project Management Certificate]</w:t>
-      </w:r>
-      <w:r>
-        <w:rPr>
-          <w:rFonts w:ascii="Calibri" w:hAnsi="Calibri"/>
-          <w:b w:val="0"/>
-          <w:i w:val="0"/>
-          <w:sz w:val="20"/>
-        </w:rPr>
-        <w:t xml:space="preserve"> — [provider], [YYYY]</w:t>
-      </w:r>
-    </w:p>
-    <w:p>
-      <w:pPr>
-        <w:pStyle w:val="ListBullet"/>
-        <w:spacing w:after="40" w:line="252" w:lineRule="auto"/>
-        <w:ind w:left="312" w:hanging="142"/>
-      </w:pPr>
-      <w:r>
-        <w:rPr>
-          <w:rFonts w:ascii="Calibri" w:hAnsi="Calibri"/>
-          <w:b/>
-          <w:i w:val="0"/>
-          <w:sz w:val="20"/>
-        </w:rPr>
-        <w:t>[Workday HCM fundamentals / Workday Essential Training]</w:t>
-      </w:r>
-      <w:r>
-        <w:rPr>
-          <w:rFonts w:ascii="Calibri" w:hAnsi="Calibri"/>
-          <w:b w:val="0"/>
-          <w:i w:val="0"/>
-          <w:sz w:val="20"/>
-        </w:rPr>
-        <w:t xml:space="preserve"> — [provider], [YYYY]</w:t>
-      </w:r>
-    </w:p>
-    <w:p>
-      <w:pPr>
-        <w:pStyle w:val="ListBullet"/>
-        <w:spacing w:after="40" w:line="252" w:lineRule="auto"/>
-        <w:ind w:left="312" w:hanging="142"/>
-      </w:pPr>
-      <w:r>
-        <w:rPr>
-          <w:rFonts w:ascii="Calibri" w:hAnsi="Calibri"/>
-          <w:b/>
-          <w:i w:val="0"/>
-          <w:sz w:val="20"/>
-        </w:rPr>
-        <w:t>[Digital accessibility (WCAG 2.2) / plain-language writing]</w:t>
-      </w:r>
-      <w:r>
-        <w:rPr>
-          <w:rFonts w:ascii="Calibri" w:hAnsi="Calibri"/>
-          <w:b w:val="0"/>
-          <w:i w:val="0"/>
-          <w:sz w:val="20"/>
-        </w:rPr>
-        <w:t xml:space="preserve"> — [provider], [YYYY]</w:t>
-      </w:r>
-    </w:p>
-    <w:p>
-      <w:pPr>
-        <w:pStyle w:val="ListBullet"/>
-        <w:spacing w:after="40" w:line="252" w:lineRule="auto"/>
-        <w:ind w:left="312" w:hanging="142"/>
-      </w:pPr>
-      <w:r>
-        <w:rPr>
-          <w:rFonts w:ascii="Calibri" w:hAnsi="Calibri"/>
-          <w:b/>
-          <w:i w:val="0"/>
-          <w:sz w:val="20"/>
-        </w:rPr>
-        <w:t>[Media law, ethics and verification — e.g. IFCN / First Draft training]</w:t>
-      </w:r>
-      <w:r>
-        <w:rPr>
-          <w:rFonts w:ascii="Calibri" w:hAnsi="Calibri"/>
-          <w:b w:val="0"/>
-          <w:i w:val="0"/>
-          <w:sz w:val="20"/>
-        </w:rPr>
-        <w:t xml:space="preserve"> — [provider], [YYYY]</w:t>
+        <w:t>Continuous professional development in digital publishing platforms, content management systems, editorial standards, verification and fact-checking, and AI-assisted content workflows.</w:t>
       </w:r>
     </w:p>
     <w:p>
@@ -973,7 +852,23 @@
           <w:i w:val="0"/>
           <w:sz w:val="20"/>
         </w:rPr>
-        <w:t>Continuous professional development in digital publishing platforms, content management systems and AI-assisted content workflows.</w:t>
+        <w:t>[In preparation: change management foundation certificate — e.g. APMG Change Management Foundation or Prosci Change Practitioner — target Month YYYY; delete line if not starting one]</w:t>
+      </w:r>
+    </w:p>
+    <w:p>
+      <w:pPr>
+        <w:pStyle w:val="ListBullet"/>
+        <w:spacing w:after="40" w:line="252" w:lineRule="auto"/>
+        <w:ind w:left="312" w:hanging="142"/>
+      </w:pPr>
+      <w:r>
+        <w:rPr>
+          <w:rFonts w:ascii="Calibri" w:hAnsi="Calibri"/>
+          <w:b w:val="0"/>
+          <w:i w:val="0"/>
+          <w:sz w:val="20"/>
+        </w:rPr>
+        <w:t>[In preparation: Workday HCM fundamentals self-study — Workday Essential Training / Workday Community — target Month YYYY; delete line if not starting one]</w:t>
       </w:r>
     </w:p>
     <w:p>
@@ -1099,7 +994,7 @@
           <w:i w:val="0"/>
           <w:sz w:val="20"/>
         </w:rPr>
-        <w:t>Location &amp; mobility:</w:t>
+        <w:t>Location, availability &amp; working style:</w:t>
       </w:r>
       <w:r>
         <w:rPr>
@@ -1108,50 +1003,7 @@
           <w:i w:val="0"/>
           <w:sz w:val="20"/>
         </w:rPr>
-        <w:t xml:space="preserve"> based in [City, Country]; fully prepared to relocate to Hinxton, Cambridgeshire, UK. [Work authorisation status; EMBL offers visa exemption to successful candidates.]</w:t>
-      </w:r>
-    </w:p>
-    <w:p>
-      <w:pPr>
-        <w:pStyle w:val="ListBullet"/>
-        <w:spacing w:after="40" w:line="252" w:lineRule="auto"/>
-        <w:ind w:left="312" w:hanging="142"/>
-      </w:pPr>
-      <w:r>
-        <w:rPr>
-          <w:rFonts w:ascii="Calibri" w:hAnsi="Calibri"/>
-          <w:b/>
-          <w:i w:val="0"/>
-          <w:sz w:val="20"/>
-        </w:rPr>
-        <w:t>Availability:</w:t>
-      </w:r>
-      <w:r>
-        <w:rPr>
-          <w:rFonts w:ascii="Calibri" w:hAnsi="Calibri"/>
-          <w:b w:val="0"/>
-          <w:i w:val="0"/>
-          <w:sz w:val="20"/>
-        </w:rPr>
-        <w:t xml:space="preserve"> [notice period / earliest start date] · </w:t>
-      </w:r>
-      <w:r>
-        <w:rPr>
-          <w:rFonts w:ascii="Calibri" w:hAnsi="Calibri"/>
-          <w:b/>
-          <w:i w:val="0"/>
-          <w:sz w:val="20"/>
-        </w:rPr>
-        <w:t>Working style:</w:t>
-      </w:r>
-      <w:r>
-        <w:rPr>
-          <w:rFonts w:ascii="Calibri" w:hAnsi="Calibri"/>
-          <w:b w:val="0"/>
-          <w:i w:val="0"/>
-          <w:sz w:val="20"/>
-        </w:rPr>
-        <w:t xml:space="preserve"> experienced in hybrid, remote and multi-site collaboration across time zones and cultures.</w:t>
+        <w:t xml:space="preserve"> based in [City, Country]; fully prepared to relocate to Hinxton, Cambridgeshire, UK; available from [date/notice period]; experienced in hybrid, remote and multi-site collaboration. [Work authorisation status; EMBL offers visa exemption to successful candidates.]</w:t>
       </w:r>
     </w:p>
     <w:p>
@@ -1176,7 +1028,7 @@
           <w:i w:val="0"/>
           <w:sz w:val="20"/>
         </w:rPr>
-        <w:t xml:space="preserve"> references available on request; earlier roles in retail, hospitality and warehouse operations are omitted here for relevance to this post, and a complete employment history can be supplied.</w:t>
+        <w:t xml:space="preserve"> references available on request; the consolidated entry above summarises pre-media operational roles, and a complete itemised employment history can be supplied.</w:t>
       </w:r>
     </w:p>
     <w:sectPr>
